--- a/uploads/Atit_TPM Leader.docx
+++ b/uploads/Atit_TPM Leader.docx
@@ -22,7 +22,7 @@
         <w:t>Charlotte, NC</w:t>
       </w:r>
       <w:r>
-        <w:t xml:space="preserve"> | | linkedin.com/in/atit-v-shah</w:t>
+        <w:t xml:space="preserve"> | </w:t>
       </w:r>
       <w:r>
         <w:pict w14:anchorId="7BE9ADE8">
@@ -66,7 +66,15 @@
       </w:r>
       <w:r>
         <w:br/>
-        <w:t>Executive Stakeholder Management | Cross-Org Program Strategy | AI/ML &amp; LLM | Reliability Engineering | Infrastructure &amp; DevOps | P&amp;L Accountability | Scalable Systems | Incident/Change Management | Org Growth &amp; TPM Mentorship | Agile/SAFe | Product Strategy | OKRs, KPIs &amp; SLIs/SLAs</w:t>
+        <w:t>Executive Stakeholder Management | Cross-Org Program Strategy | AI/ML &amp; LLM | Reliability Engineering | Infrastructure &amp; DevOps | P&amp;L Accountability | Scalable Systems | Incident/Change Management | Org Growth &amp; TPM Mentorship | Agile/</w:t>
+      </w:r>
+      <w:proofErr w:type="spellStart"/>
+      <w:r>
+        <w:t>SAFe</w:t>
+      </w:r>
+      <w:proofErr w:type="spellEnd"/>
+      <w:r>
+        <w:t xml:space="preserve"> | Product Strategy | OKRs, KPIs &amp; SLIs/SLAs</w:t>
       </w:r>
     </w:p>
     <w:p>
@@ -318,7 +326,23 @@
           <w:b/>
           <w:bCs/>
         </w:rPr>
-        <w:t>via Verveba Telecom</w:t>
+        <w:t xml:space="preserve">via </w:t>
+      </w:r>
+      <w:proofErr w:type="spellStart"/>
+      <w:r>
+        <w:rPr>
+          <w:b/>
+          <w:bCs/>
+        </w:rPr>
+        <w:t>Verveba</w:t>
+      </w:r>
+      <w:proofErr w:type="spellEnd"/>
+      <w:r>
+        <w:rPr>
+          <w:b/>
+          <w:bCs/>
+        </w:rPr>
+        <w:t xml:space="preserve"> Telecom</w:t>
       </w:r>
       <w:r>
         <w:rPr>
@@ -336,7 +360,23 @@
         </w:numPr>
       </w:pPr>
       <w:r>
-        <w:t>Led $100M SPZD (Device Automation Lab) buildout across 25 markets, streamlining device certification timelines by 85% (14 days → 48 hrs).</w:t>
+        <w:t xml:space="preserve">Led $100M SPZD (Device Automation Lab) </w:t>
+      </w:r>
+      <w:proofErr w:type="gramStart"/>
+      <w:r>
+        <w:t>buildout</w:t>
+      </w:r>
+      <w:proofErr w:type="gramEnd"/>
+      <w:r>
+        <w:t xml:space="preserve"> across 25 markets, streamlining device certification timelines by 85% (14 days → 48 </w:t>
+      </w:r>
+      <w:proofErr w:type="spellStart"/>
+      <w:r>
+        <w:t>hrs</w:t>
+      </w:r>
+      <w:proofErr w:type="spellEnd"/>
+      <w:r>
+        <w:t>).</w:t>
       </w:r>
     </w:p>
     <w:p>
@@ -440,519 +480,6 @@
       </w:pPr>
       <w:r>
         <w:t>Primary organizer of T-Mobile's Annual TPM Conference (2022–23), increasing engagement 65% YoY.</w:t>
-      </w:r>
-    </w:p>
-    <w:p>
-      <w:pPr>
-        <w:spacing w:after="0"/>
-        <w:rPr>
-          <w:b/>
-          <w:bCs/>
-        </w:rPr>
-      </w:pPr>
-      <w:r>
-        <w:rPr>
-          <w:b/>
-          <w:bCs/>
-        </w:rPr>
-        <w:t xml:space="preserve">Thomson Reuters – Technical Program lead </w:t>
-      </w:r>
-    </w:p>
-    <w:p>
-      <w:pPr>
-        <w:rPr>
-          <w:b/>
-          <w:bCs/>
-        </w:rPr>
-      </w:pPr>
-      <w:r>
-        <w:rPr>
-          <w:b/>
-          <w:bCs/>
-        </w:rPr>
-        <w:t xml:space="preserve">Jan 2012 – Mar – 2019 </w:t>
-      </w:r>
-    </w:p>
-    <w:p>
-      <w:pPr>
-        <w:pStyle w:val="ListParagraph"/>
-        <w:numPr>
-          <w:ilvl w:val="0"/>
-          <w:numId w:val="5"/>
-        </w:numPr>
-      </w:pPr>
-      <w:r>
-        <w:t>Led and designed programs with more than 60+ successful Go-To-Market releases for Legal Tracker</w:t>
-      </w:r>
-      <w:r>
-        <w:t>.</w:t>
-      </w:r>
-    </w:p>
-    <w:p>
-      <w:pPr>
-        <w:pStyle w:val="ListParagraph"/>
-        <w:numPr>
-          <w:ilvl w:val="0"/>
-          <w:numId w:val="5"/>
-        </w:numPr>
-      </w:pPr>
-      <w:r>
-        <w:t>DLCM (Defect (Bug) Life Cycle Management) Expert, with strategies leading to a decrease in the bug count by 85%.</w:t>
-      </w:r>
-    </w:p>
-    <w:p>
-      <w:pPr>
-        <w:pStyle w:val="ListParagraph"/>
-        <w:numPr>
-          <w:ilvl w:val="0"/>
-          <w:numId w:val="5"/>
-        </w:numPr>
-      </w:pPr>
-      <w:r>
-        <w:t>Led Data Analytics charter for Operations and developed the overall program plan, definition, scope agreement, key milestones, and deliverables for integrated CM Operations Dashboard which reduced deployment failure resolution/ diagnostics time from 14 days to 48 hours.</w:t>
-      </w:r>
-    </w:p>
-    <w:p>
-      <w:pPr>
-        <w:pStyle w:val="ListParagraph"/>
-        <w:numPr>
-          <w:ilvl w:val="0"/>
-          <w:numId w:val="5"/>
-        </w:numPr>
-      </w:pPr>
-      <w:r>
-        <w:t>Disrupted the quality of the Legal Tracker Product by ~60% while improving internal communication, reporting, and tools.</w:t>
-      </w:r>
-    </w:p>
-    <w:p>
-      <w:pPr>
-        <w:pStyle w:val="ListParagraph"/>
-        <w:numPr>
-          <w:ilvl w:val="0"/>
-          <w:numId w:val="5"/>
-        </w:numPr>
-      </w:pPr>
-      <w:r>
-        <w:t>D</w:t>
-      </w:r>
-      <w:r>
-        <w:t>eveloped and implemented Quality program management framework; Defined success metrics, valuation approach, and prioritization framework bringing transparency and clarity on program management function to the Legal Tracker organization.</w:t>
-      </w:r>
-    </w:p>
-    <w:p>
-      <w:pPr>
-        <w:pStyle w:val="ListParagraph"/>
-        <w:numPr>
-          <w:ilvl w:val="0"/>
-          <w:numId w:val="5"/>
-        </w:numPr>
-      </w:pPr>
-      <w:r>
-        <w:lastRenderedPageBreak/>
-        <w:t>Migrated Thomson Reuters Legal Tracker DB servers to Azure cloud and deprecated unused resources (local on-premises serves/VMs) resulting in a systematic scale to reach $1M+/yr. in additional cost avoidance.</w:t>
-      </w:r>
-    </w:p>
-    <w:p>
-      <w:pPr>
-        <w:pStyle w:val="ListParagraph"/>
-        <w:numPr>
-          <w:ilvl w:val="0"/>
-          <w:numId w:val="5"/>
-        </w:numPr>
-      </w:pPr>
-      <w:r>
-        <w:t>Ensured the Product Management, SDEs and QA members were thorough with requirements analysis and clarification and supported from a technical and business perspective.</w:t>
-      </w:r>
-    </w:p>
-    <w:p>
-      <w:pPr>
-        <w:pStyle w:val="ListParagraph"/>
-        <w:numPr>
-          <w:ilvl w:val="0"/>
-          <w:numId w:val="5"/>
-        </w:numPr>
-      </w:pPr>
-      <w:r>
-        <w:t>Managed cross-functional product development programs in a matrix organization covering a range of teams, products, and tools.</w:t>
-      </w:r>
-    </w:p>
-    <w:p>
-      <w:pPr>
-        <w:spacing w:after="0"/>
-        <w:rPr>
-          <w:b/>
-          <w:bCs/>
-        </w:rPr>
-      </w:pPr>
-      <w:r>
-        <w:rPr>
-          <w:b/>
-          <w:bCs/>
-        </w:rPr>
-        <w:t>Wells Fargo</w:t>
-      </w:r>
-      <w:r>
-        <w:rPr>
-          <w:b/>
-          <w:bCs/>
-        </w:rPr>
-        <w:t xml:space="preserve"> – Lead Software Developer engineer </w:t>
-      </w:r>
-    </w:p>
-    <w:p>
-      <w:pPr>
-        <w:spacing w:after="0"/>
-        <w:rPr>
-          <w:b/>
-          <w:bCs/>
-        </w:rPr>
-      </w:pPr>
-      <w:r>
-        <w:rPr>
-          <w:b/>
-          <w:bCs/>
-        </w:rPr>
-        <w:t>Feb 2010- Nov 2011</w:t>
-      </w:r>
-    </w:p>
-    <w:p>
-      <w:pPr>
-        <w:pStyle w:val="ListParagraph"/>
-        <w:numPr>
-          <w:ilvl w:val="0"/>
-          <w:numId w:val="6"/>
-        </w:numPr>
-      </w:pPr>
-      <w:r>
-        <w:t>Designed and developed an automated testing framework for an increase in the robust performance of the new enhanced UI project by 85%.</w:t>
-      </w:r>
-    </w:p>
-    <w:p>
-      <w:pPr>
-        <w:pStyle w:val="ListParagraph"/>
-        <w:numPr>
-          <w:ilvl w:val="0"/>
-          <w:numId w:val="6"/>
-        </w:numPr>
-      </w:pPr>
-      <w:r>
-        <w:t>Led an entirely new user experience Project for Wells Fargo with a team of 15+ SDEs, STEs.</w:t>
-      </w:r>
-    </w:p>
-    <w:p>
-      <w:pPr>
-        <w:pStyle w:val="ListParagraph"/>
-        <w:numPr>
-          <w:ilvl w:val="0"/>
-          <w:numId w:val="6"/>
-        </w:numPr>
-      </w:pPr>
-      <w:r>
-        <w:t>Single point of contact for key deliverables from the Performance &amp; Quality Engineering team for a critical scalability program.</w:t>
-      </w:r>
-    </w:p>
-    <w:p>
-      <w:pPr>
-        <w:pStyle w:val="ListParagraph"/>
-        <w:numPr>
-          <w:ilvl w:val="0"/>
-          <w:numId w:val="6"/>
-        </w:numPr>
-      </w:pPr>
-      <w:r>
-        <w:t xml:space="preserve">Responsible for the architecture of test automation solutions, discovering current limitations and </w:t>
-      </w:r>
-      <w:r>
-        <w:t>compatibility</w:t>
-      </w:r>
-      <w:r>
-        <w:t xml:space="preserve"> between subsystems, the selection of new concepts and methodology, and the development of major routines and utilities.</w:t>
-      </w:r>
-    </w:p>
-    <w:p>
-      <w:pPr>
-        <w:pStyle w:val="ListParagraph"/>
-        <w:numPr>
-          <w:ilvl w:val="0"/>
-          <w:numId w:val="6"/>
-        </w:numPr>
-      </w:pPr>
-      <w:r>
-        <w:t xml:space="preserve">Manage and mentor a team of test leads to define, plan, coordinate, and execute quality assurance and control activities. </w:t>
-      </w:r>
-    </w:p>
-    <w:p>
-      <w:pPr>
-        <w:pStyle w:val="ListParagraph"/>
-        <w:numPr>
-          <w:ilvl w:val="0"/>
-          <w:numId w:val="6"/>
-        </w:numPr>
-      </w:pPr>
-      <w:r>
-        <w:t>Prepared and implemented quality assurance policies and procedures for successful delivery.</w:t>
-      </w:r>
-    </w:p>
-    <w:p>
-      <w:pPr>
-        <w:pStyle w:val="ListParagraph"/>
-        <w:numPr>
-          <w:ilvl w:val="0"/>
-          <w:numId w:val="6"/>
-        </w:numPr>
-      </w:pPr>
-      <w:r>
-        <w:t>Managed testing efforts across many varied projects and tasks under tight deadlines.</w:t>
-      </w:r>
-    </w:p>
-    <w:p>
-      <w:pPr>
-        <w:pStyle w:val="ListParagraph"/>
-        <w:numPr>
-          <w:ilvl w:val="0"/>
-          <w:numId w:val="6"/>
-        </w:numPr>
-      </w:pPr>
-      <w:r>
-        <w:t>Outlined expectations for automation test (unit, integration, regression, BVT, Sanity, Security, Beta, UAT) coverage achieving 96% success rate with the performance.</w:t>
-      </w:r>
-    </w:p>
-    <w:p>
-      <w:pPr>
-        <w:rPr>
-          <w:b/>
-          <w:bCs/>
-        </w:rPr>
-      </w:pPr>
-      <w:r>
-        <w:rPr>
-          <w:b/>
-          <w:bCs/>
-        </w:rPr>
-        <w:t xml:space="preserve">First National Bank – Senior Software Engineer </w:t>
-      </w:r>
-    </w:p>
-    <w:p>
-      <w:pPr>
-        <w:rPr>
-          <w:b/>
-          <w:bCs/>
-        </w:rPr>
-      </w:pPr>
-      <w:r>
-        <w:rPr>
-          <w:b/>
-          <w:bCs/>
-        </w:rPr>
-        <w:t xml:space="preserve">May 2008 – Dec 2009 </w:t>
-      </w:r>
-    </w:p>
-    <w:p>
-      <w:pPr>
-        <w:pStyle w:val="ListParagraph"/>
-        <w:numPr>
-          <w:ilvl w:val="0"/>
-          <w:numId w:val="8"/>
-        </w:numPr>
-      </w:pPr>
-      <w:r>
-        <w:t>Accomplished the new authentication project with the highest quality, 97% defect-free.</w:t>
-      </w:r>
-    </w:p>
-    <w:p>
-      <w:pPr>
-        <w:pStyle w:val="ListParagraph"/>
-        <w:numPr>
-          <w:ilvl w:val="0"/>
-          <w:numId w:val="8"/>
-        </w:numPr>
-      </w:pPr>
-      <w:r>
-        <w:t>Designed and developed an automated testing framework to increase the performance by 30%.</w:t>
-      </w:r>
-    </w:p>
-    <w:p>
-      <w:pPr>
-        <w:pStyle w:val="ListParagraph"/>
-        <w:numPr>
-          <w:ilvl w:val="0"/>
-          <w:numId w:val="8"/>
-        </w:numPr>
-      </w:pPr>
-      <w:r>
-        <w:t>Demonstrated the ability to challenge the status quo leading to continuous improvements, innovation and efficiencies that positively impact the entire product line resulting in a 92% success ratio.</w:t>
-      </w:r>
-    </w:p>
-    <w:p>
-      <w:pPr>
-        <w:pStyle w:val="ListParagraph"/>
-        <w:numPr>
-          <w:ilvl w:val="0"/>
-          <w:numId w:val="8"/>
-        </w:numPr>
-      </w:pPr>
-      <w:r>
-        <w:t xml:space="preserve">Reported metrics (KPIs) from the Automated testing and coverage of the test case management dealing with better insight into the quality aspects of the project. </w:t>
-      </w:r>
-    </w:p>
-    <w:p>
-      <w:pPr>
-        <w:pStyle w:val="ListParagraph"/>
-        <w:numPr>
-          <w:ilvl w:val="0"/>
-          <w:numId w:val="8"/>
-        </w:numPr>
-      </w:pPr>
-      <w:r>
-        <w:t>Understanding of Quality program/project management in-depth and corporate analysis on the progress of the product.</w:t>
-      </w:r>
-    </w:p>
-    <w:p>
-      <w:pPr>
-        <w:pStyle w:val="ListParagraph"/>
-        <w:numPr>
-          <w:ilvl w:val="0"/>
-          <w:numId w:val="8"/>
-        </w:numPr>
-      </w:pPr>
-      <w:r>
-        <w:lastRenderedPageBreak/>
-        <w:t>Successfully able to accommodate all initial Project and customer requirements with User Acceptance changes within the prior committed project deadline.</w:t>
-      </w:r>
-    </w:p>
-    <w:p>
-      <w:pPr>
-        <w:pStyle w:val="ListParagraph"/>
-        <w:numPr>
-          <w:ilvl w:val="0"/>
-          <w:numId w:val="8"/>
-        </w:numPr>
-      </w:pPr>
-      <w:r>
-        <w:t>Debug complex problems using log files and write automated tests, responsible for driving the software development process toward quality-centric methodologies.</w:t>
-      </w:r>
-    </w:p>
-    <w:p>
-      <w:pPr>
-        <w:pStyle w:val="ListParagraph"/>
-        <w:numPr>
-          <w:ilvl w:val="0"/>
-          <w:numId w:val="8"/>
-        </w:numPr>
-      </w:pPr>
-      <w:r>
-        <w:t>Requirement Analysis.</w:t>
-      </w:r>
-    </w:p>
-    <w:p>
-      <w:pPr>
-        <w:pStyle w:val="ListParagraph"/>
-        <w:numPr>
-          <w:ilvl w:val="0"/>
-          <w:numId w:val="8"/>
-        </w:numPr>
-      </w:pPr>
-      <w:r>
-        <w:t>Preparation of Project strategy, Project plan, Project schedule, and test plans.</w:t>
-      </w:r>
-    </w:p>
-    <w:p>
-      <w:pPr>
-        <w:pStyle w:val="ListParagraph"/>
-        <w:numPr>
-          <w:ilvl w:val="0"/>
-          <w:numId w:val="8"/>
-        </w:numPr>
-      </w:pPr>
-      <w:r>
-        <w:t>Collaborated with stakeholders and was responsible for preparing project release documents for future reference purposes like Defect Analysis sheet, Known Issues sheet, Bug report, QA team velocity and capacity.</w:t>
-      </w:r>
-    </w:p>
-    <w:p>
-      <w:pPr>
-        <w:spacing w:after="0"/>
-        <w:rPr>
-          <w:b/>
-          <w:bCs/>
-        </w:rPr>
-      </w:pPr>
-      <w:r>
-        <w:rPr>
-          <w:b/>
-          <w:bCs/>
-        </w:rPr>
-        <w:t>Silicon Valley</w:t>
-      </w:r>
-      <w:r>
-        <w:rPr>
-          <w:b/>
-          <w:bCs/>
-        </w:rPr>
-        <w:t xml:space="preserve"> </w:t>
-      </w:r>
-      <w:r>
-        <w:rPr>
-          <w:b/>
-          <w:bCs/>
-        </w:rPr>
-        <w:t xml:space="preserve">– Administrative Assistance </w:t>
-      </w:r>
-    </w:p>
-    <w:p>
-      <w:pPr>
-        <w:spacing w:after="0"/>
-        <w:rPr>
-          <w:b/>
-          <w:bCs/>
-        </w:rPr>
-      </w:pPr>
-      <w:r>
-        <w:rPr>
-          <w:b/>
-          <w:bCs/>
-        </w:rPr>
-        <w:t>Sep 2008 -Aug 2009</w:t>
-      </w:r>
-    </w:p>
-    <w:p>
-      <w:pPr>
-        <w:spacing w:after="0"/>
-        <w:rPr>
-          <w:b/>
-          <w:bCs/>
-        </w:rPr>
-      </w:pPr>
-    </w:p>
-    <w:p>
-      <w:pPr>
-        <w:spacing w:after="0"/>
-        <w:rPr>
-          <w:b/>
-          <w:bCs/>
-        </w:rPr>
-      </w:pPr>
-      <w:r>
-        <w:rPr>
-          <w:b/>
-          <w:bCs/>
-        </w:rPr>
-        <w:t>Oil and Natural gas Corporation</w:t>
-      </w:r>
-    </w:p>
-    <w:p>
-      <w:pPr>
-        <w:spacing w:after="0"/>
-        <w:rPr>
-          <w:b/>
-          <w:bCs/>
-        </w:rPr>
-      </w:pPr>
-      <w:r>
-        <w:rPr>
-          <w:b/>
-          <w:bCs/>
-        </w:rPr>
-        <w:t xml:space="preserve">May 2007 – Aug 2007 </w:t>
       </w:r>
     </w:p>
     <w:p>
@@ -1001,11 +528,16 @@
         </w:numPr>
       </w:pPr>
       <w:r>
-        <w:t>MS (contd.</w:t>
+        <w:t>MS (</w:t>
+      </w:r>
+      <w:proofErr w:type="gramStart"/>
+      <w:r>
+        <w:t>contd.</w:t>
       </w:r>
       <w:r>
         <w:t>.</w:t>
       </w:r>
+      <w:proofErr w:type="gramEnd"/>
       <w:r>
         <w:t>) – University of St. Thomas</w:t>
       </w:r>
@@ -1299,119 +831,6 @@
     </w:lvl>
   </w:abstractNum>
   <w:abstractNum w:abstractNumId="1" w15:restartNumberingAfterBreak="0">
-    <w:nsid w:val="18C4458F"/>
-    <w:multiLevelType w:val="hybridMultilevel"/>
-    <w:tmpl w:val="79F085AE"/>
-    <w:lvl w:ilvl="0" w:tplc="08090001">
-      <w:start w:val="1"/>
-      <w:numFmt w:val="bullet"/>
-      <w:lvlText w:val=""/>
-      <w:lvlJc w:val="left"/>
-      <w:pPr>
-        <w:ind w:left="720" w:hanging="360"/>
-      </w:pPr>
-      <w:rPr>
-        <w:rFonts w:ascii="Symbol" w:hAnsi="Symbol" w:hint="default"/>
-      </w:rPr>
-    </w:lvl>
-    <w:lvl w:ilvl="1" w:tplc="08090003" w:tentative="1">
-      <w:start w:val="1"/>
-      <w:numFmt w:val="bullet"/>
-      <w:lvlText w:val="o"/>
-      <w:lvlJc w:val="left"/>
-      <w:pPr>
-        <w:ind w:left="1440" w:hanging="360"/>
-      </w:pPr>
-      <w:rPr>
-        <w:rFonts w:ascii="Courier New" w:hAnsi="Courier New" w:cs="Courier New" w:hint="default"/>
-      </w:rPr>
-    </w:lvl>
-    <w:lvl w:ilvl="2" w:tplc="08090005" w:tentative="1">
-      <w:start w:val="1"/>
-      <w:numFmt w:val="bullet"/>
-      <w:lvlText w:val=""/>
-      <w:lvlJc w:val="left"/>
-      <w:pPr>
-        <w:ind w:left="2160" w:hanging="360"/>
-      </w:pPr>
-      <w:rPr>
-        <w:rFonts w:ascii="Wingdings" w:hAnsi="Wingdings" w:hint="default"/>
-      </w:rPr>
-    </w:lvl>
-    <w:lvl w:ilvl="3" w:tplc="08090001" w:tentative="1">
-      <w:start w:val="1"/>
-      <w:numFmt w:val="bullet"/>
-      <w:lvlText w:val=""/>
-      <w:lvlJc w:val="left"/>
-      <w:pPr>
-        <w:ind w:left="2880" w:hanging="360"/>
-      </w:pPr>
-      <w:rPr>
-        <w:rFonts w:ascii="Symbol" w:hAnsi="Symbol" w:hint="default"/>
-      </w:rPr>
-    </w:lvl>
-    <w:lvl w:ilvl="4" w:tplc="08090003" w:tentative="1">
-      <w:start w:val="1"/>
-      <w:numFmt w:val="bullet"/>
-      <w:lvlText w:val="o"/>
-      <w:lvlJc w:val="left"/>
-      <w:pPr>
-        <w:ind w:left="3600" w:hanging="360"/>
-      </w:pPr>
-      <w:rPr>
-        <w:rFonts w:ascii="Courier New" w:hAnsi="Courier New" w:cs="Courier New" w:hint="default"/>
-      </w:rPr>
-    </w:lvl>
-    <w:lvl w:ilvl="5" w:tplc="08090005" w:tentative="1">
-      <w:start w:val="1"/>
-      <w:numFmt w:val="bullet"/>
-      <w:lvlText w:val=""/>
-      <w:lvlJc w:val="left"/>
-      <w:pPr>
-        <w:ind w:left="4320" w:hanging="360"/>
-      </w:pPr>
-      <w:rPr>
-        <w:rFonts w:ascii="Wingdings" w:hAnsi="Wingdings" w:hint="default"/>
-      </w:rPr>
-    </w:lvl>
-    <w:lvl w:ilvl="6" w:tplc="08090001" w:tentative="1">
-      <w:start w:val="1"/>
-      <w:numFmt w:val="bullet"/>
-      <w:lvlText w:val=""/>
-      <w:lvlJc w:val="left"/>
-      <w:pPr>
-        <w:ind w:left="5040" w:hanging="360"/>
-      </w:pPr>
-      <w:rPr>
-        <w:rFonts w:ascii="Symbol" w:hAnsi="Symbol" w:hint="default"/>
-      </w:rPr>
-    </w:lvl>
-    <w:lvl w:ilvl="7" w:tplc="08090003" w:tentative="1">
-      <w:start w:val="1"/>
-      <w:numFmt w:val="bullet"/>
-      <w:lvlText w:val="o"/>
-      <w:lvlJc w:val="left"/>
-      <w:pPr>
-        <w:ind w:left="5760" w:hanging="360"/>
-      </w:pPr>
-      <w:rPr>
-        <w:rFonts w:ascii="Courier New" w:hAnsi="Courier New" w:cs="Courier New" w:hint="default"/>
-      </w:rPr>
-    </w:lvl>
-    <w:lvl w:ilvl="8" w:tplc="08090005" w:tentative="1">
-      <w:start w:val="1"/>
-      <w:numFmt w:val="bullet"/>
-      <w:lvlText w:val=""/>
-      <w:lvlJc w:val="left"/>
-      <w:pPr>
-        <w:ind w:left="6480" w:hanging="360"/>
-      </w:pPr>
-      <w:rPr>
-        <w:rFonts w:ascii="Wingdings" w:hAnsi="Wingdings" w:hint="default"/>
-      </w:rPr>
-    </w:lvl>
-  </w:abstractNum>
-  <w:abstractNum w:abstractNumId="2" w15:restartNumberingAfterBreak="0">
     <w:nsid w:val="22431010"/>
     <w:multiLevelType w:val="multilevel"/>
     <w:tmpl w:val="C6A43CBC"/>
@@ -1560,232 +979,7 @@
       </w:rPr>
     </w:lvl>
   </w:abstractNum>
-  <w:abstractNum w:abstractNumId="3" w15:restartNumberingAfterBreak="0">
-    <w:nsid w:val="35E00373"/>
-    <w:multiLevelType w:val="hybridMultilevel"/>
-    <w:tmpl w:val="E61C5390"/>
-    <w:lvl w:ilvl="0" w:tplc="08090001">
-      <w:start w:val="1"/>
-      <w:numFmt w:val="bullet"/>
-      <w:lvlText w:val=""/>
-      <w:lvlJc w:val="left"/>
-      <w:pPr>
-        <w:ind w:left="780" w:hanging="360"/>
-      </w:pPr>
-      <w:rPr>
-        <w:rFonts w:ascii="Symbol" w:hAnsi="Symbol" w:hint="default"/>
-      </w:rPr>
-    </w:lvl>
-    <w:lvl w:ilvl="1" w:tplc="08090003" w:tentative="1">
-      <w:start w:val="1"/>
-      <w:numFmt w:val="bullet"/>
-      <w:lvlText w:val="o"/>
-      <w:lvlJc w:val="left"/>
-      <w:pPr>
-        <w:ind w:left="1500" w:hanging="360"/>
-      </w:pPr>
-      <w:rPr>
-        <w:rFonts w:ascii="Courier New" w:hAnsi="Courier New" w:cs="Courier New" w:hint="default"/>
-      </w:rPr>
-    </w:lvl>
-    <w:lvl w:ilvl="2" w:tplc="08090005" w:tentative="1">
-      <w:start w:val="1"/>
-      <w:numFmt w:val="bullet"/>
-      <w:lvlText w:val=""/>
-      <w:lvlJc w:val="left"/>
-      <w:pPr>
-        <w:ind w:left="2220" w:hanging="360"/>
-      </w:pPr>
-      <w:rPr>
-        <w:rFonts w:ascii="Wingdings" w:hAnsi="Wingdings" w:hint="default"/>
-      </w:rPr>
-    </w:lvl>
-    <w:lvl w:ilvl="3" w:tplc="08090001" w:tentative="1">
-      <w:start w:val="1"/>
-      <w:numFmt w:val="bullet"/>
-      <w:lvlText w:val=""/>
-      <w:lvlJc w:val="left"/>
-      <w:pPr>
-        <w:ind w:left="2940" w:hanging="360"/>
-      </w:pPr>
-      <w:rPr>
-        <w:rFonts w:ascii="Symbol" w:hAnsi="Symbol" w:hint="default"/>
-      </w:rPr>
-    </w:lvl>
-    <w:lvl w:ilvl="4" w:tplc="08090003" w:tentative="1">
-      <w:start w:val="1"/>
-      <w:numFmt w:val="bullet"/>
-      <w:lvlText w:val="o"/>
-      <w:lvlJc w:val="left"/>
-      <w:pPr>
-        <w:ind w:left="3660" w:hanging="360"/>
-      </w:pPr>
-      <w:rPr>
-        <w:rFonts w:ascii="Courier New" w:hAnsi="Courier New" w:cs="Courier New" w:hint="default"/>
-      </w:rPr>
-    </w:lvl>
-    <w:lvl w:ilvl="5" w:tplc="08090005" w:tentative="1">
-      <w:start w:val="1"/>
-      <w:numFmt w:val="bullet"/>
-      <w:lvlText w:val=""/>
-      <w:lvlJc w:val="left"/>
-      <w:pPr>
-        <w:ind w:left="4380" w:hanging="360"/>
-      </w:pPr>
-      <w:rPr>
-        <w:rFonts w:ascii="Wingdings" w:hAnsi="Wingdings" w:hint="default"/>
-      </w:rPr>
-    </w:lvl>
-    <w:lvl w:ilvl="6" w:tplc="08090001" w:tentative="1">
-      <w:start w:val="1"/>
-      <w:numFmt w:val="bullet"/>
-      <w:lvlText w:val=""/>
-      <w:lvlJc w:val="left"/>
-      <w:pPr>
-        <w:ind w:left="5100" w:hanging="360"/>
-      </w:pPr>
-      <w:rPr>
-        <w:rFonts w:ascii="Symbol" w:hAnsi="Symbol" w:hint="default"/>
-      </w:rPr>
-    </w:lvl>
-    <w:lvl w:ilvl="7" w:tplc="08090003" w:tentative="1">
-      <w:start w:val="1"/>
-      <w:numFmt w:val="bullet"/>
-      <w:lvlText w:val="o"/>
-      <w:lvlJc w:val="left"/>
-      <w:pPr>
-        <w:ind w:left="5820" w:hanging="360"/>
-      </w:pPr>
-      <w:rPr>
-        <w:rFonts w:ascii="Courier New" w:hAnsi="Courier New" w:cs="Courier New" w:hint="default"/>
-      </w:rPr>
-    </w:lvl>
-    <w:lvl w:ilvl="8" w:tplc="08090005" w:tentative="1">
-      <w:start w:val="1"/>
-      <w:numFmt w:val="bullet"/>
-      <w:lvlText w:val=""/>
-      <w:lvlJc w:val="left"/>
-      <w:pPr>
-        <w:ind w:left="6540" w:hanging="360"/>
-      </w:pPr>
-      <w:rPr>
-        <w:rFonts w:ascii="Wingdings" w:hAnsi="Wingdings" w:hint="default"/>
-      </w:rPr>
-    </w:lvl>
-  </w:abstractNum>
-  <w:abstractNum w:abstractNumId="4" w15:restartNumberingAfterBreak="0">
-    <w:nsid w:val="3D120DEA"/>
-    <w:multiLevelType w:val="hybridMultilevel"/>
-    <w:tmpl w:val="B20633CE"/>
-    <w:lvl w:ilvl="0" w:tplc="D1786A98">
-      <w:numFmt w:val="bullet"/>
-      <w:lvlText w:val="•"/>
-      <w:lvlJc w:val="left"/>
-      <w:pPr>
-        <w:ind w:left="720" w:hanging="360"/>
-      </w:pPr>
-      <w:rPr>
-        <w:rFonts w:ascii="Calibri" w:eastAsiaTheme="minorHAnsi" w:hAnsi="Calibri" w:cs="Calibri" w:hint="default"/>
-      </w:rPr>
-    </w:lvl>
-    <w:lvl w:ilvl="1" w:tplc="08090003" w:tentative="1">
-      <w:start w:val="1"/>
-      <w:numFmt w:val="bullet"/>
-      <w:lvlText w:val="o"/>
-      <w:lvlJc w:val="left"/>
-      <w:pPr>
-        <w:ind w:left="1440" w:hanging="360"/>
-      </w:pPr>
-      <w:rPr>
-        <w:rFonts w:ascii="Courier New" w:hAnsi="Courier New" w:cs="Courier New" w:hint="default"/>
-      </w:rPr>
-    </w:lvl>
-    <w:lvl w:ilvl="2" w:tplc="08090005" w:tentative="1">
-      <w:start w:val="1"/>
-      <w:numFmt w:val="bullet"/>
-      <w:lvlText w:val=""/>
-      <w:lvlJc w:val="left"/>
-      <w:pPr>
-        <w:ind w:left="2160" w:hanging="360"/>
-      </w:pPr>
-      <w:rPr>
-        <w:rFonts w:ascii="Wingdings" w:hAnsi="Wingdings" w:hint="default"/>
-      </w:rPr>
-    </w:lvl>
-    <w:lvl w:ilvl="3" w:tplc="08090001" w:tentative="1">
-      <w:start w:val="1"/>
-      <w:numFmt w:val="bullet"/>
-      <w:lvlText w:val=""/>
-      <w:lvlJc w:val="left"/>
-      <w:pPr>
-        <w:ind w:left="2880" w:hanging="360"/>
-      </w:pPr>
-      <w:rPr>
-        <w:rFonts w:ascii="Symbol" w:hAnsi="Symbol" w:hint="default"/>
-      </w:rPr>
-    </w:lvl>
-    <w:lvl w:ilvl="4" w:tplc="08090003" w:tentative="1">
-      <w:start w:val="1"/>
-      <w:numFmt w:val="bullet"/>
-      <w:lvlText w:val="o"/>
-      <w:lvlJc w:val="left"/>
-      <w:pPr>
-        <w:ind w:left="3600" w:hanging="360"/>
-      </w:pPr>
-      <w:rPr>
-        <w:rFonts w:ascii="Courier New" w:hAnsi="Courier New" w:cs="Courier New" w:hint="default"/>
-      </w:rPr>
-    </w:lvl>
-    <w:lvl w:ilvl="5" w:tplc="08090005" w:tentative="1">
-      <w:start w:val="1"/>
-      <w:numFmt w:val="bullet"/>
-      <w:lvlText w:val=""/>
-      <w:lvlJc w:val="left"/>
-      <w:pPr>
-        <w:ind w:left="4320" w:hanging="360"/>
-      </w:pPr>
-      <w:rPr>
-        <w:rFonts w:ascii="Wingdings" w:hAnsi="Wingdings" w:hint="default"/>
-      </w:rPr>
-    </w:lvl>
-    <w:lvl w:ilvl="6" w:tplc="08090001" w:tentative="1">
-      <w:start w:val="1"/>
-      <w:numFmt w:val="bullet"/>
-      <w:lvlText w:val=""/>
-      <w:lvlJc w:val="left"/>
-      <w:pPr>
-        <w:ind w:left="5040" w:hanging="360"/>
-      </w:pPr>
-      <w:rPr>
-        <w:rFonts w:ascii="Symbol" w:hAnsi="Symbol" w:hint="default"/>
-      </w:rPr>
-    </w:lvl>
-    <w:lvl w:ilvl="7" w:tplc="08090003" w:tentative="1">
-      <w:start w:val="1"/>
-      <w:numFmt w:val="bullet"/>
-      <w:lvlText w:val="o"/>
-      <w:lvlJc w:val="left"/>
-      <w:pPr>
-        <w:ind w:left="5760" w:hanging="360"/>
-      </w:pPr>
-      <w:rPr>
-        <w:rFonts w:ascii="Courier New" w:hAnsi="Courier New" w:cs="Courier New" w:hint="default"/>
-      </w:rPr>
-    </w:lvl>
-    <w:lvl w:ilvl="8" w:tplc="08090005" w:tentative="1">
-      <w:start w:val="1"/>
-      <w:numFmt w:val="bullet"/>
-      <w:lvlText w:val=""/>
-      <w:lvlJc w:val="left"/>
-      <w:pPr>
-        <w:ind w:left="6480" w:hanging="360"/>
-      </w:pPr>
-      <w:rPr>
-        <w:rFonts w:ascii="Wingdings" w:hAnsi="Wingdings" w:hint="default"/>
-      </w:rPr>
-    </w:lvl>
-  </w:abstractNum>
-  <w:abstractNum w:abstractNumId="5" w15:restartNumberingAfterBreak="0">
+  <w:abstractNum w:abstractNumId="2" w15:restartNumberingAfterBreak="0">
     <w:nsid w:val="418C6A4C"/>
     <w:multiLevelType w:val="multilevel"/>
     <w:tmpl w:val="74D6D572"/>
@@ -1934,7 +1128,7 @@
       </w:rPr>
     </w:lvl>
   </w:abstractNum>
-  <w:abstractNum w:abstractNumId="6" w15:restartNumberingAfterBreak="0">
+  <w:abstractNum w:abstractNumId="3" w15:restartNumberingAfterBreak="0">
     <w:nsid w:val="5CE46148"/>
     <w:multiLevelType w:val="multilevel"/>
     <w:tmpl w:val="ABBE0E34"/>
@@ -2080,119 +1274,6 @@
       <w:rPr>
         <w:rFonts w:ascii="Wingdings" w:hAnsi="Wingdings" w:hint="default"/>
         <w:sz w:val="20"/>
-      </w:rPr>
-    </w:lvl>
-  </w:abstractNum>
-  <w:abstractNum w:abstractNumId="7" w15:restartNumberingAfterBreak="0">
-    <w:nsid w:val="76FA2E40"/>
-    <w:multiLevelType w:val="hybridMultilevel"/>
-    <w:tmpl w:val="0B8A1C38"/>
-    <w:lvl w:ilvl="0" w:tplc="08090001">
-      <w:start w:val="1"/>
-      <w:numFmt w:val="bullet"/>
-      <w:lvlText w:val=""/>
-      <w:lvlJc w:val="left"/>
-      <w:pPr>
-        <w:ind w:left="720" w:hanging="360"/>
-      </w:pPr>
-      <w:rPr>
-        <w:rFonts w:ascii="Symbol" w:hAnsi="Symbol" w:hint="default"/>
-      </w:rPr>
-    </w:lvl>
-    <w:lvl w:ilvl="1" w:tplc="08090003" w:tentative="1">
-      <w:start w:val="1"/>
-      <w:numFmt w:val="bullet"/>
-      <w:lvlText w:val="o"/>
-      <w:lvlJc w:val="left"/>
-      <w:pPr>
-        <w:ind w:left="1440" w:hanging="360"/>
-      </w:pPr>
-      <w:rPr>
-        <w:rFonts w:ascii="Courier New" w:hAnsi="Courier New" w:cs="Courier New" w:hint="default"/>
-      </w:rPr>
-    </w:lvl>
-    <w:lvl w:ilvl="2" w:tplc="08090005" w:tentative="1">
-      <w:start w:val="1"/>
-      <w:numFmt w:val="bullet"/>
-      <w:lvlText w:val=""/>
-      <w:lvlJc w:val="left"/>
-      <w:pPr>
-        <w:ind w:left="2160" w:hanging="360"/>
-      </w:pPr>
-      <w:rPr>
-        <w:rFonts w:ascii="Wingdings" w:hAnsi="Wingdings" w:hint="default"/>
-      </w:rPr>
-    </w:lvl>
-    <w:lvl w:ilvl="3" w:tplc="08090001" w:tentative="1">
-      <w:start w:val="1"/>
-      <w:numFmt w:val="bullet"/>
-      <w:lvlText w:val=""/>
-      <w:lvlJc w:val="left"/>
-      <w:pPr>
-        <w:ind w:left="2880" w:hanging="360"/>
-      </w:pPr>
-      <w:rPr>
-        <w:rFonts w:ascii="Symbol" w:hAnsi="Symbol" w:hint="default"/>
-      </w:rPr>
-    </w:lvl>
-    <w:lvl w:ilvl="4" w:tplc="08090003" w:tentative="1">
-      <w:start w:val="1"/>
-      <w:numFmt w:val="bullet"/>
-      <w:lvlText w:val="o"/>
-      <w:lvlJc w:val="left"/>
-      <w:pPr>
-        <w:ind w:left="3600" w:hanging="360"/>
-      </w:pPr>
-      <w:rPr>
-        <w:rFonts w:ascii="Courier New" w:hAnsi="Courier New" w:cs="Courier New" w:hint="default"/>
-      </w:rPr>
-    </w:lvl>
-    <w:lvl w:ilvl="5" w:tplc="08090005" w:tentative="1">
-      <w:start w:val="1"/>
-      <w:numFmt w:val="bullet"/>
-      <w:lvlText w:val=""/>
-      <w:lvlJc w:val="left"/>
-      <w:pPr>
-        <w:ind w:left="4320" w:hanging="360"/>
-      </w:pPr>
-      <w:rPr>
-        <w:rFonts w:ascii="Wingdings" w:hAnsi="Wingdings" w:hint="default"/>
-      </w:rPr>
-    </w:lvl>
-    <w:lvl w:ilvl="6" w:tplc="08090001" w:tentative="1">
-      <w:start w:val="1"/>
-      <w:numFmt w:val="bullet"/>
-      <w:lvlText w:val=""/>
-      <w:lvlJc w:val="left"/>
-      <w:pPr>
-        <w:ind w:left="5040" w:hanging="360"/>
-      </w:pPr>
-      <w:rPr>
-        <w:rFonts w:ascii="Symbol" w:hAnsi="Symbol" w:hint="default"/>
-      </w:rPr>
-    </w:lvl>
-    <w:lvl w:ilvl="7" w:tplc="08090003" w:tentative="1">
-      <w:start w:val="1"/>
-      <w:numFmt w:val="bullet"/>
-      <w:lvlText w:val="o"/>
-      <w:lvlJc w:val="left"/>
-      <w:pPr>
-        <w:ind w:left="5760" w:hanging="360"/>
-      </w:pPr>
-      <w:rPr>
-        <w:rFonts w:ascii="Courier New" w:hAnsi="Courier New" w:cs="Courier New" w:hint="default"/>
-      </w:rPr>
-    </w:lvl>
-    <w:lvl w:ilvl="8" w:tplc="08090005" w:tentative="1">
-      <w:start w:val="1"/>
-      <w:numFmt w:val="bullet"/>
-      <w:lvlText w:val=""/>
-      <w:lvlJc w:val="left"/>
-      <w:pPr>
-        <w:ind w:left="6480" w:hanging="360"/>
-      </w:pPr>
-      <w:rPr>
-        <w:rFonts w:ascii="Wingdings" w:hAnsi="Wingdings" w:hint="default"/>
       </w:rPr>
     </w:lvl>
   </w:abstractNum>
@@ -2200,25 +1281,13 @@
     <w:abstractNumId w:val="0"/>
   </w:num>
   <w:num w:numId="2" w16cid:durableId="294260677">
-    <w:abstractNumId w:val="5"/>
+    <w:abstractNumId w:val="2"/>
   </w:num>
   <w:num w:numId="3" w16cid:durableId="657462016">
-    <w:abstractNumId w:val="2"/>
+    <w:abstractNumId w:val="1"/>
   </w:num>
   <w:num w:numId="4" w16cid:durableId="374548079">
-    <w:abstractNumId w:val="6"/>
-  </w:num>
-  <w:num w:numId="5" w16cid:durableId="1867868153">
-    <w:abstractNumId w:val="1"/>
-  </w:num>
-  <w:num w:numId="6" w16cid:durableId="853887789">
     <w:abstractNumId w:val="3"/>
-  </w:num>
-  <w:num w:numId="7" w16cid:durableId="1111318136">
-    <w:abstractNumId w:val="7"/>
-  </w:num>
-  <w:num w:numId="8" w16cid:durableId="539170889">
-    <w:abstractNumId w:val="4"/>
   </w:num>
 </w:numbering>
 </file>
@@ -2826,6 +1895,7 @@
   <w:style w:type="character" w:default="1" w:styleId="DefaultParagraphFont">
     <w:name w:val="Default Paragraph Font"/>
     <w:uiPriority w:val="1"/>
+    <w:semiHidden/>
     <w:unhideWhenUsed/>
   </w:style>
   <w:style w:type="table" w:default="1" w:styleId="TableNormal">
